--- a/PermakovMaksim/Практика 11/Практика 11.docx
+++ b/PermakovMaksim/Практика 11/Практика 11.docx
@@ -33,7 +33,7 @@
         <w:rPr>
           <w:rFonts w:ascii="Times New Roman" w:hAnsi="Times New Roman" w:cs="Times New Roman"/>
         </w:rPr>
-        <w:t>8</w:t>
+        <w:t>11</w:t>
       </w:r>
     </w:p>
     <w:p>
@@ -52,8 +52,9 @@
       <w:r>
         <w:rPr>
           <w:rFonts w:ascii="Times New Roman" w:hAnsi="Times New Roman" w:cs="Times New Roman"/>
-        </w:rPr>
-        <w:t>12</w:t>
+          <w:lang w:val="en-US"/>
+        </w:rPr>
+        <w:t>26</w:t>
       </w:r>
       <w:r>
         <w:rPr>
@@ -760,6 +761,8 @@
         </w:rPr>
         <w:t>Скриншоты:</w:t>
       </w:r>
+      <w:bookmarkStart w:id="0" w:name="_GoBack"/>
+      <w:bookmarkEnd w:id="0"/>
     </w:p>
     <w:p>
       <w:pPr>
@@ -770,6 +773,7 @@
       <w:r>
         <w:rPr>
           <w:rFonts w:ascii="Times New Roman" w:hAnsi="Times New Roman" w:cs="Times New Roman"/>
+          <w:noProof/>
         </w:rPr>
         <w:lastRenderedPageBreak/>
         <w:drawing>
@@ -818,6 +822,7 @@
       <w:r>
         <w:rPr>
           <w:rFonts w:ascii="Times New Roman" w:hAnsi="Times New Roman" w:cs="Times New Roman"/>
+          <w:noProof/>
         </w:rPr>
         <w:drawing>
           <wp:inline distT="0" distB="0" distL="0" distR="0" wp14:anchorId="4D1050E8" wp14:editId="781CA3D8">
@@ -865,6 +870,7 @@
       <w:r>
         <w:rPr>
           <w:rFonts w:ascii="Times New Roman" w:hAnsi="Times New Roman" w:cs="Times New Roman"/>
+          <w:noProof/>
         </w:rPr>
         <w:drawing>
           <wp:inline distT="0" distB="0" distL="0" distR="0" wp14:anchorId="7EB53317" wp14:editId="2A58A8EC">
@@ -913,7 +919,7 @@
       <w:r>
         <w:rPr>
           <w:rFonts w:ascii="Times New Roman" w:hAnsi="Times New Roman" w:cs="Times New Roman"/>
-          <w:lang w:val="en-US"/>
+          <w:noProof/>
         </w:rPr>
         <w:drawing>
           <wp:inline distT="0" distB="0" distL="0" distR="0" wp14:anchorId="5788AD13" wp14:editId="3B909B48">
@@ -962,7 +968,7 @@
       <w:r>
         <w:rPr>
           <w:rFonts w:ascii="Times New Roman" w:hAnsi="Times New Roman" w:cs="Times New Roman"/>
-          <w:lang w:val="en-US"/>
+          <w:noProof/>
         </w:rPr>
         <w:drawing>
           <wp:inline distT="0" distB="0" distL="0" distR="0" wp14:anchorId="3B7DAFD4" wp14:editId="0A57F241">
@@ -1011,7 +1017,7 @@
       <w:r>
         <w:rPr>
           <w:rFonts w:ascii="Times New Roman" w:hAnsi="Times New Roman" w:cs="Times New Roman"/>
-          <w:lang w:val="en-US"/>
+          <w:noProof/>
         </w:rPr>
         <w:drawing>
           <wp:inline distT="0" distB="0" distL="0" distR="0" wp14:anchorId="5FFA60F2" wp14:editId="43B042D8">
@@ -1060,7 +1066,7 @@
       <w:r>
         <w:rPr>
           <w:rFonts w:ascii="Times New Roman" w:hAnsi="Times New Roman" w:cs="Times New Roman"/>
-          <w:lang w:val="en-US"/>
+          <w:noProof/>
         </w:rPr>
         <w:drawing>
           <wp:inline distT="0" distB="0" distL="0" distR="0" wp14:anchorId="4BF219D9" wp14:editId="6633964E">
@@ -1098,8 +1104,6 @@
           </wp:inline>
         </w:drawing>
       </w:r>
-      <w:bookmarkStart w:id="0" w:name="_GoBack"/>
-      <w:bookmarkEnd w:id="0"/>
     </w:p>
     <w:p>
       <w:pPr>
